--- a/ООП/Lab2-4/lab2-4.docx
+++ b/ООП/Lab2-4/lab2-4.docx
@@ -372,7 +372,7 @@
           <w:sz w:val="24"/>
           <w:szCs w:val="24"/>
         </w:rPr>
-        <w:t>Коробов</w:t>
+        <w:t>Рожков</w:t>
       </w:r>
       <w:r>
         <w:rPr>
@@ -388,7 +388,15 @@
           <w:sz w:val="24"/>
           <w:szCs w:val="24"/>
         </w:rPr>
-        <w:t>С.А.</w:t>
+        <w:t>М</w:t>
+      </w:r>
+      <w:r>
+        <w:rPr>
+          <w:rFonts w:ascii="Times New Roman" w:hAnsi="Times New Roman" w:cs="Times New Roman"/>
+          <w:sz w:val="24"/>
+          <w:szCs w:val="24"/>
+        </w:rPr>
+        <w:t>.А.</w:t>
       </w:r>
     </w:p>
     <w:p>
@@ -673,7 +681,7 @@
         <w:rPr>
           <w:b/>
         </w:rPr>
-        <w:t>15</w:t>
+        <w:t>44</w:t>
       </w:r>
     </w:p>
     <w:p>
@@ -756,6 +764,7 @@
         </w:rPr>
         <w:t xml:space="preserve">, которые связаны отношением включения. Поля разрабатываемых классов считаются заданными и приводятся в таблицах 2.1 и 2.2. Для всех классов требуется написать три вида конструкторов (умолчания, с параметрами и конструктор копирования), деструктор, перегруженный оператор присваивания, методы доступа и метод </w:t>
       </w:r>
+      <w:proofErr w:type="gramStart"/>
       <w:r>
         <w:rPr>
           <w:rStyle w:val="a8"/>
@@ -773,7 +782,18 @@
           <w:szCs w:val="28"/>
           <w:lang w:val="ru-RU"/>
         </w:rPr>
-        <w:t xml:space="preserve">(), </w:t>
+        <w:t>(</w:t>
+      </w:r>
+      <w:proofErr w:type="gramEnd"/>
+      <w:r>
+        <w:rPr>
+          <w:rStyle w:val="a8"/>
+          <w:rFonts w:ascii="Times New Roman" w:hAnsi="Times New Roman" w:cs="Times New Roman"/>
+          <w:sz w:val="28"/>
+          <w:szCs w:val="28"/>
+          <w:lang w:val="ru-RU"/>
+        </w:rPr>
+        <w:t xml:space="preserve">), </w:t>
       </w:r>
       <w:r>
         <w:rPr>
@@ -1526,6 +1546,7 @@
         </w:rPr>
         <w:t xml:space="preserve"> должен имеет одно поля, которое выбирается студентом самостоятельно. Для разрабатываемого класса написать конструкторы умолчания, с параметрами и конструктор копирования, деструктор, методы доступа и метод </w:t>
       </w:r>
+      <w:proofErr w:type="gramStart"/>
       <w:r>
         <w:rPr>
           <w:rStyle w:val="a8"/>
@@ -1543,7 +1564,18 @@
           <w:szCs w:val="28"/>
           <w:lang w:val="ru-RU"/>
         </w:rPr>
-        <w:t>()</w:t>
+        <w:t>(</w:t>
+      </w:r>
+      <w:proofErr w:type="gramEnd"/>
+      <w:r>
+        <w:rPr>
+          <w:rStyle w:val="a8"/>
+          <w:rFonts w:ascii="Times New Roman" w:hAnsi="Times New Roman" w:cs="Times New Roman"/>
+          <w:sz w:val="28"/>
+          <w:szCs w:val="28"/>
+          <w:lang w:val="ru-RU"/>
+        </w:rPr>
+        <w:t>)</w:t>
       </w:r>
       <w:r>
         <w:rPr>
@@ -1740,6 +1772,7 @@
         </w:rPr>
         <w:t xml:space="preserve"> должен иметь одно поля, которое выбирается студентом самостоятельно. Для разрабатываемого класса написать конструкторы умолчания, с параметрами и конструктор копирования, деструктор, методы доступа и метод </w:t>
       </w:r>
+      <w:proofErr w:type="gramStart"/>
       <w:r>
         <w:rPr>
           <w:rStyle w:val="a8"/>
@@ -1757,7 +1790,18 @@
           <w:szCs w:val="28"/>
           <w:lang w:val="ru-RU"/>
         </w:rPr>
-        <w:t>()</w:t>
+        <w:t>(</w:t>
+      </w:r>
+      <w:proofErr w:type="gramEnd"/>
+      <w:r>
+        <w:rPr>
+          <w:rStyle w:val="a8"/>
+          <w:rFonts w:ascii="Times New Roman" w:hAnsi="Times New Roman" w:cs="Times New Roman"/>
+          <w:sz w:val="28"/>
+          <w:szCs w:val="28"/>
+          <w:lang w:val="ru-RU"/>
+        </w:rPr>
+        <w:t>)</w:t>
       </w:r>
       <w:r>
         <w:rPr>
@@ -1767,6 +1811,7 @@
         </w:rPr>
         <w:t xml:space="preserve">. Метод </w:t>
       </w:r>
+      <w:proofErr w:type="gramStart"/>
       <w:r>
         <w:rPr>
           <w:rStyle w:val="a8"/>
@@ -1784,7 +1829,18 @@
           <w:szCs w:val="28"/>
           <w:lang w:val="ru-RU"/>
         </w:rPr>
-        <w:t>()</w:t>
+        <w:t>(</w:t>
+      </w:r>
+      <w:proofErr w:type="gramEnd"/>
+      <w:r>
+        <w:rPr>
+          <w:rStyle w:val="a8"/>
+          <w:rFonts w:ascii="Times New Roman" w:hAnsi="Times New Roman" w:cs="Times New Roman"/>
+          <w:sz w:val="28"/>
+          <w:szCs w:val="28"/>
+          <w:lang w:val="ru-RU"/>
+        </w:rPr>
+        <w:t>)</w:t>
       </w:r>
       <w:r>
         <w:rPr>
@@ -1862,6 +1918,7 @@
         <w:t xml:space="preserve"> </w:t>
       </w:r>
       <w:proofErr w:type="spellStart"/>
+      <w:proofErr w:type="gramStart"/>
       <w:r>
         <w:rPr>
           <w:rStyle w:val="a8"/>
@@ -1880,7 +1937,18 @@
           <w:szCs w:val="28"/>
           <w:lang w:val="ru-RU"/>
         </w:rPr>
-        <w:t>()</w:t>
+        <w:t>(</w:t>
+      </w:r>
+      <w:proofErr w:type="gramEnd"/>
+      <w:r>
+        <w:rPr>
+          <w:rStyle w:val="a8"/>
+          <w:rFonts w:ascii="Times New Roman" w:hAnsi="Times New Roman" w:cs="Times New Roman"/>
+          <w:sz w:val="28"/>
+          <w:szCs w:val="28"/>
+          <w:lang w:val="ru-RU"/>
+        </w:rPr>
+        <w:t>)</w:t>
       </w:r>
       <w:r>
         <w:rPr>
@@ -2308,7 +2376,23 @@
           <w:rFonts w:ascii="Courier New" w:hAnsi="Courier New" w:cs="Courier New"/>
           <w:lang w:val="en-US"/>
         </w:rPr>
-        <w:t>int main() {</w:t>
+        <w:t xml:space="preserve">int </w:t>
+      </w:r>
+      <w:proofErr w:type="gramStart"/>
+      <w:r>
+        <w:rPr>
+          <w:rFonts w:ascii="Courier New" w:hAnsi="Courier New" w:cs="Courier New"/>
+          <w:lang w:val="en-US"/>
+        </w:rPr>
+        <w:t>main(</w:t>
+      </w:r>
+      <w:proofErr w:type="gramEnd"/>
+      <w:r>
+        <w:rPr>
+          <w:rFonts w:ascii="Courier New" w:hAnsi="Courier New" w:cs="Courier New"/>
+          <w:lang w:val="en-US"/>
+        </w:rPr>
+        <w:t>) {</w:t>
       </w:r>
     </w:p>
     <w:p>
@@ -2807,9 +2891,18 @@
           <w:rFonts w:ascii="Courier New" w:hAnsi="Courier New" w:cs="Courier New"/>
           <w:lang w:val="en-US"/>
         </w:rPr>
-        <w:t xml:space="preserve">    std::</w:t>
-      </w:r>
-      <w:proofErr w:type="spellStart"/>
+        <w:t xml:space="preserve">    </w:t>
+      </w:r>
+      <w:proofErr w:type="gramStart"/>
+      <w:r>
+        <w:rPr>
+          <w:rFonts w:ascii="Courier New" w:hAnsi="Courier New" w:cs="Courier New"/>
+          <w:lang w:val="en-US"/>
+        </w:rPr>
+        <w:t>std::</w:t>
+      </w:r>
+      <w:proofErr w:type="spellStart"/>
+      <w:proofErr w:type="gramEnd"/>
       <w:r>
         <w:rPr>
           <w:rFonts w:ascii="Courier New" w:hAnsi="Courier New" w:cs="Courier New"/>
@@ -2869,9 +2962,18 @@
           <w:rFonts w:ascii="Courier New" w:hAnsi="Courier New" w:cs="Courier New"/>
           <w:lang w:val="en-US"/>
         </w:rPr>
-        <w:t xml:space="preserve">    std::</w:t>
-      </w:r>
-      <w:proofErr w:type="spellStart"/>
+        <w:t xml:space="preserve">    </w:t>
+      </w:r>
+      <w:proofErr w:type="gramStart"/>
+      <w:r>
+        <w:rPr>
+          <w:rFonts w:ascii="Courier New" w:hAnsi="Courier New" w:cs="Courier New"/>
+          <w:lang w:val="en-US"/>
+        </w:rPr>
+        <w:t>std::</w:t>
+      </w:r>
+      <w:proofErr w:type="spellStart"/>
+      <w:proofErr w:type="gramEnd"/>
       <w:r>
         <w:rPr>
           <w:rFonts w:ascii="Courier New" w:hAnsi="Courier New" w:cs="Courier New"/>
@@ -2931,9 +3033,18 @@
           <w:rFonts w:ascii="Courier New" w:hAnsi="Courier New" w:cs="Courier New"/>
           <w:lang w:val="en-US"/>
         </w:rPr>
-        <w:t xml:space="preserve">    std::</w:t>
-      </w:r>
-      <w:proofErr w:type="spellStart"/>
+        <w:t xml:space="preserve">    </w:t>
+      </w:r>
+      <w:proofErr w:type="gramStart"/>
+      <w:r>
+        <w:rPr>
+          <w:rFonts w:ascii="Courier New" w:hAnsi="Courier New" w:cs="Courier New"/>
+          <w:lang w:val="en-US"/>
+        </w:rPr>
+        <w:t>std::</w:t>
+      </w:r>
+      <w:proofErr w:type="spellStart"/>
+      <w:proofErr w:type="gramEnd"/>
       <w:r>
         <w:rPr>
           <w:rFonts w:ascii="Courier New" w:hAnsi="Courier New" w:cs="Courier New"/>
@@ -2993,9 +3104,18 @@
           <w:rFonts w:ascii="Courier New" w:hAnsi="Courier New" w:cs="Courier New"/>
           <w:lang w:val="en-US"/>
         </w:rPr>
-        <w:t xml:space="preserve">    std::</w:t>
-      </w:r>
-      <w:proofErr w:type="spellStart"/>
+        <w:t xml:space="preserve">    </w:t>
+      </w:r>
+      <w:proofErr w:type="gramStart"/>
+      <w:r>
+        <w:rPr>
+          <w:rFonts w:ascii="Courier New" w:hAnsi="Courier New" w:cs="Courier New"/>
+          <w:lang w:val="en-US"/>
+        </w:rPr>
+        <w:t>std::</w:t>
+      </w:r>
+      <w:proofErr w:type="spellStart"/>
+      <w:proofErr w:type="gramEnd"/>
       <w:r>
         <w:rPr>
           <w:rFonts w:ascii="Courier New" w:hAnsi="Courier New" w:cs="Courier New"/>
@@ -3054,7 +3174,15 @@
           <w:rFonts w:ascii="Courier New" w:hAnsi="Courier New" w:cs="Courier New"/>
           <w:lang w:val="en-US"/>
         </w:rPr>
-        <w:t xml:space="preserve">    std</w:t>
+        <w:t xml:space="preserve">    </w:t>
+      </w:r>
+      <w:proofErr w:type="gramStart"/>
+      <w:r>
+        <w:rPr>
+          <w:rFonts w:ascii="Courier New" w:hAnsi="Courier New" w:cs="Courier New"/>
+          <w:lang w:val="en-US"/>
+        </w:rPr>
+        <w:t>std</w:t>
       </w:r>
       <w:r>
         <w:rPr>
@@ -3063,6 +3191,7 @@
         <w:t>::</w:t>
       </w:r>
       <w:proofErr w:type="spellStart"/>
+      <w:proofErr w:type="gramEnd"/>
       <w:r>
         <w:rPr>
           <w:rFonts w:ascii="Courier New" w:hAnsi="Courier New" w:cs="Courier New"/>
@@ -3123,7 +3252,25 @@
         <w:rPr>
           <w:rFonts w:ascii="Courier New" w:hAnsi="Courier New" w:cs="Courier New"/>
         </w:rPr>
-        <w:t xml:space="preserve">    // Массив указателей</w:t>
+        <w:t xml:space="preserve">    // </w:t>
+      </w:r>
+      <w:r>
+        <w:rPr>
+          <w:rFonts w:ascii="Courier New" w:hAnsi="Courier New" w:cs="Courier New"/>
+        </w:rPr>
+        <w:t>Массив</w:t>
+      </w:r>
+      <w:r>
+        <w:rPr>
+          <w:rFonts w:ascii="Courier New" w:hAnsi="Courier New" w:cs="Courier New"/>
+        </w:rPr>
+        <w:t xml:space="preserve"> </w:t>
+      </w:r>
+      <w:r>
+        <w:rPr>
+          <w:rFonts w:ascii="Courier New" w:hAnsi="Courier New" w:cs="Courier New"/>
+        </w:rPr>
+        <w:t>указателей</w:t>
       </w:r>
     </w:p>
     <w:p>
@@ -3153,7 +3300,23 @@
           <w:rFonts w:ascii="Courier New" w:hAnsi="Courier New" w:cs="Courier New"/>
           <w:lang w:val="en-US"/>
         </w:rPr>
-        <w:t>* array[] = { &amp;obj2, &amp;obj3, &amp;obj4 };</w:t>
+        <w:t xml:space="preserve">* </w:t>
+      </w:r>
+      <w:proofErr w:type="gramStart"/>
+      <w:r>
+        <w:rPr>
+          <w:rFonts w:ascii="Courier New" w:hAnsi="Courier New" w:cs="Courier New"/>
+          <w:lang w:val="en-US"/>
+        </w:rPr>
+        <w:t>array[</w:t>
+      </w:r>
+      <w:proofErr w:type="gramEnd"/>
+      <w:r>
+        <w:rPr>
+          <w:rFonts w:ascii="Courier New" w:hAnsi="Courier New" w:cs="Courier New"/>
+          <w:lang w:val="en-US"/>
+        </w:rPr>
+        <w:t>] = { &amp;obj2, &amp;obj3, &amp;obj4 };</w:t>
       </w:r>
     </w:p>
     <w:p>
@@ -3200,7 +3363,23 @@
           <w:rFonts w:ascii="Courier New" w:hAnsi="Courier New" w:cs="Courier New"/>
           <w:lang w:val="en-US"/>
         </w:rPr>
-        <w:t>(array[0]);</w:t>
+        <w:t>(</w:t>
+      </w:r>
+      <w:proofErr w:type="gramStart"/>
+      <w:r>
+        <w:rPr>
+          <w:rFonts w:ascii="Courier New" w:hAnsi="Courier New" w:cs="Courier New"/>
+          <w:lang w:val="en-US"/>
+        </w:rPr>
+        <w:t>array[</w:t>
+      </w:r>
+      <w:proofErr w:type="gramEnd"/>
+      <w:r>
+        <w:rPr>
+          <w:rFonts w:ascii="Courier New" w:hAnsi="Courier New" w:cs="Courier New"/>
+          <w:lang w:val="en-US"/>
+        </w:rPr>
+        <w:t>0]);</w:t>
       </w:r>
     </w:p>
     <w:p>
@@ -3279,9 +3458,18 @@
           <w:rFonts w:ascii="Courier New" w:hAnsi="Courier New" w:cs="Courier New"/>
           <w:lang w:val="en-US"/>
         </w:rPr>
-        <w:t xml:space="preserve">    std::</w:t>
-      </w:r>
-      <w:proofErr w:type="spellStart"/>
+        <w:t xml:space="preserve">    </w:t>
+      </w:r>
+      <w:proofErr w:type="gramStart"/>
+      <w:r>
+        <w:rPr>
+          <w:rFonts w:ascii="Courier New" w:hAnsi="Courier New" w:cs="Courier New"/>
+          <w:lang w:val="en-US"/>
+        </w:rPr>
+        <w:t>std::</w:t>
+      </w:r>
+      <w:proofErr w:type="spellStart"/>
+      <w:proofErr w:type="gramEnd"/>
       <w:r>
         <w:rPr>
           <w:rFonts w:ascii="Courier New" w:hAnsi="Courier New" w:cs="Courier New"/>
@@ -3345,6 +3533,7 @@
         <w:t xml:space="preserve">    </w:t>
       </w:r>
       <w:proofErr w:type="spellStart"/>
+      <w:proofErr w:type="gramStart"/>
       <w:r>
         <w:rPr>
           <w:rFonts w:ascii="Courier New" w:hAnsi="Courier New" w:cs="Courier New"/>
@@ -3358,7 +3547,15 @@
           <w:rFonts w:ascii="Courier New" w:hAnsi="Courier New" w:cs="Courier New"/>
           <w:lang w:val="en-US"/>
         </w:rPr>
-        <w:t>(array, n);</w:t>
+        <w:t>(</w:t>
+      </w:r>
+      <w:proofErr w:type="gramEnd"/>
+      <w:r>
+        <w:rPr>
+          <w:rFonts w:ascii="Courier New" w:hAnsi="Courier New" w:cs="Courier New"/>
+          <w:lang w:val="en-US"/>
+        </w:rPr>
+        <w:t>array, n);</w:t>
       </w:r>
     </w:p>
     <w:p>
@@ -3444,22 +3641,54 @@
           <w:rFonts w:ascii="Courier New" w:hAnsi="Courier New" w:cs="Courier New"/>
           <w:lang w:val="en-US"/>
         </w:rPr>
-        <w:t>#ifndef CONE_H</w:t>
-      </w:r>
-    </w:p>
-    <w:p>
-      <w:pPr>
-        <w:rPr>
-          <w:rFonts w:ascii="Courier New" w:hAnsi="Courier New" w:cs="Courier New"/>
-          <w:lang w:val="en-US"/>
-        </w:rPr>
-      </w:pPr>
-      <w:r>
-        <w:rPr>
-          <w:rFonts w:ascii="Courier New" w:hAnsi="Courier New" w:cs="Courier New"/>
-          <w:lang w:val="en-US"/>
-        </w:rPr>
-        <w:t>#define CONE_H</w:t>
+        <w:t>#</w:t>
+      </w:r>
+      <w:proofErr w:type="gramStart"/>
+      <w:r>
+        <w:rPr>
+          <w:rFonts w:ascii="Courier New" w:hAnsi="Courier New" w:cs="Courier New"/>
+          <w:lang w:val="en-US"/>
+        </w:rPr>
+        <w:t>ifndef</w:t>
+      </w:r>
+      <w:proofErr w:type="gramEnd"/>
+      <w:r>
+        <w:rPr>
+          <w:rFonts w:ascii="Courier New" w:hAnsi="Courier New" w:cs="Courier New"/>
+          <w:lang w:val="en-US"/>
+        </w:rPr>
+        <w:t xml:space="preserve"> CONE_H</w:t>
+      </w:r>
+    </w:p>
+    <w:p>
+      <w:pPr>
+        <w:rPr>
+          <w:rFonts w:ascii="Courier New" w:hAnsi="Courier New" w:cs="Courier New"/>
+          <w:lang w:val="en-US"/>
+        </w:rPr>
+      </w:pPr>
+      <w:r>
+        <w:rPr>
+          <w:rFonts w:ascii="Courier New" w:hAnsi="Courier New" w:cs="Courier New"/>
+          <w:lang w:val="en-US"/>
+        </w:rPr>
+        <w:t>#</w:t>
+      </w:r>
+      <w:proofErr w:type="gramStart"/>
+      <w:r>
+        <w:rPr>
+          <w:rFonts w:ascii="Courier New" w:hAnsi="Courier New" w:cs="Courier New"/>
+          <w:lang w:val="en-US"/>
+        </w:rPr>
+        <w:t>define</w:t>
+      </w:r>
+      <w:proofErr w:type="gramEnd"/>
+      <w:r>
+        <w:rPr>
+          <w:rFonts w:ascii="Courier New" w:hAnsi="Courier New" w:cs="Courier New"/>
+          <w:lang w:val="en-US"/>
+        </w:rPr>
+        <w:t xml:space="preserve"> CONE_H</w:t>
       </w:r>
     </w:p>
     <w:p>
@@ -3581,7 +3810,23 @@
           <w:rFonts w:ascii="Courier New" w:hAnsi="Courier New" w:cs="Courier New"/>
           <w:lang w:val="en-US"/>
         </w:rPr>
-        <w:t xml:space="preserve">    std::string s;</w:t>
+        <w:t xml:space="preserve">    </w:t>
+      </w:r>
+      <w:proofErr w:type="gramStart"/>
+      <w:r>
+        <w:rPr>
+          <w:rFonts w:ascii="Courier New" w:hAnsi="Courier New" w:cs="Courier New"/>
+          <w:lang w:val="en-US"/>
+        </w:rPr>
+        <w:t>std::</w:t>
+      </w:r>
+      <w:proofErr w:type="gramEnd"/>
+      <w:r>
+        <w:rPr>
+          <w:rFonts w:ascii="Courier New" w:hAnsi="Courier New" w:cs="Courier New"/>
+          <w:lang w:val="en-US"/>
+        </w:rPr>
+        <w:t>string s;</w:t>
       </w:r>
     </w:p>
     <w:p>
@@ -3623,6 +3868,7 @@
         <w:t xml:space="preserve">    </w:t>
       </w:r>
       <w:proofErr w:type="spellStart"/>
+      <w:proofErr w:type="gramStart"/>
       <w:r>
         <w:rPr>
           <w:rFonts w:ascii="Courier New" w:hAnsi="Courier New" w:cs="Courier New"/>
@@ -3636,7 +3882,15 @@
           <w:rFonts w:ascii="Courier New" w:hAnsi="Courier New" w:cs="Courier New"/>
           <w:lang w:val="en-US"/>
         </w:rPr>
-        <w:t>() : l(0), s("") {}</w:t>
+        <w:t>(</w:t>
+      </w:r>
+      <w:proofErr w:type="gramEnd"/>
+      <w:r>
+        <w:rPr>
+          <w:rFonts w:ascii="Courier New" w:hAnsi="Courier New" w:cs="Courier New"/>
+          <w:lang w:val="en-US"/>
+        </w:rPr>
+        <w:t>) : l(0), s("") {}</w:t>
       </w:r>
     </w:p>
     <w:p>
@@ -3662,6 +3916,7 @@
         <w:t xml:space="preserve">    </w:t>
       </w:r>
       <w:proofErr w:type="spellStart"/>
+      <w:proofErr w:type="gramStart"/>
       <w:r>
         <w:rPr>
           <w:rFonts w:ascii="Courier New" w:hAnsi="Courier New" w:cs="Courier New"/>
@@ -3675,7 +3930,15 @@
           <w:rFonts w:ascii="Courier New" w:hAnsi="Courier New" w:cs="Courier New"/>
           <w:lang w:val="en-US"/>
         </w:rPr>
-        <w:t xml:space="preserve">(long </w:t>
+        <w:t>(</w:t>
+      </w:r>
+      <w:proofErr w:type="gramEnd"/>
+      <w:r>
+        <w:rPr>
+          <w:rFonts w:ascii="Courier New" w:hAnsi="Courier New" w:cs="Courier New"/>
+          <w:lang w:val="en-US"/>
+        </w:rPr>
+        <w:t xml:space="preserve">long </w:t>
       </w:r>
       <w:proofErr w:type="spellStart"/>
       <w:r>
@@ -3765,6 +4028,7 @@
         <w:t xml:space="preserve">    </w:t>
       </w:r>
       <w:proofErr w:type="spellStart"/>
+      <w:proofErr w:type="gramStart"/>
       <w:r>
         <w:rPr>
           <w:rFonts w:ascii="Courier New" w:hAnsi="Courier New" w:cs="Courier New"/>
@@ -3778,7 +4042,15 @@
           <w:rFonts w:ascii="Courier New" w:hAnsi="Courier New" w:cs="Courier New"/>
           <w:lang w:val="en-US"/>
         </w:rPr>
-        <w:t xml:space="preserve">(const </w:t>
+        <w:t>(</w:t>
+      </w:r>
+      <w:proofErr w:type="gramEnd"/>
+      <w:r>
+        <w:rPr>
+          <w:rFonts w:ascii="Courier New" w:hAnsi="Courier New" w:cs="Courier New"/>
+          <w:lang w:val="en-US"/>
+        </w:rPr>
+        <w:t xml:space="preserve">const </w:t>
       </w:r>
       <w:proofErr w:type="spellStart"/>
       <w:r>
@@ -3852,6 +4124,7 @@
         <w:t xml:space="preserve">    ~</w:t>
       </w:r>
       <w:proofErr w:type="spellStart"/>
+      <w:proofErr w:type="gramStart"/>
       <w:r>
         <w:rPr>
           <w:rFonts w:ascii="Courier New" w:hAnsi="Courier New" w:cs="Courier New"/>
@@ -3865,7 +4138,15 @@
           <w:rFonts w:ascii="Courier New" w:hAnsi="Courier New" w:cs="Courier New"/>
           <w:lang w:val="en-US"/>
         </w:rPr>
-        <w:t>() {}</w:t>
+        <w:t>(</w:t>
+      </w:r>
+      <w:proofErr w:type="gramEnd"/>
+      <w:r>
+        <w:rPr>
+          <w:rFonts w:ascii="Courier New" w:hAnsi="Courier New" w:cs="Courier New"/>
+          <w:lang w:val="en-US"/>
+        </w:rPr>
+        <w:t>) {}</w:t>
       </w:r>
     </w:p>
     <w:p>
@@ -3904,7 +4185,23 @@
           <w:rFonts w:ascii="Courier New" w:hAnsi="Courier New" w:cs="Courier New"/>
           <w:lang w:val="en-US"/>
         </w:rPr>
-        <w:t xml:space="preserve">&amp; operator=(const </w:t>
+        <w:t>&amp; operator</w:t>
+      </w:r>
+      <w:proofErr w:type="gramStart"/>
+      <w:r>
+        <w:rPr>
+          <w:rFonts w:ascii="Courier New" w:hAnsi="Courier New" w:cs="Courier New"/>
+          <w:lang w:val="en-US"/>
+        </w:rPr>
+        <w:t>=(</w:t>
+      </w:r>
+      <w:proofErr w:type="gramEnd"/>
+      <w:r>
+        <w:rPr>
+          <w:rFonts w:ascii="Courier New" w:hAnsi="Courier New" w:cs="Courier New"/>
+          <w:lang w:val="en-US"/>
+        </w:rPr>
+        <w:t xml:space="preserve">const </w:t>
       </w:r>
       <w:proofErr w:type="spellStart"/>
       <w:r>
@@ -3953,6 +4250,7 @@
         <w:t xml:space="preserve">        l = </w:t>
       </w:r>
       <w:proofErr w:type="spellStart"/>
+      <w:proofErr w:type="gramStart"/>
       <w:r>
         <w:rPr>
           <w:rFonts w:ascii="Courier New" w:hAnsi="Courier New" w:cs="Courier New"/>
@@ -3961,6 +4259,7 @@
         <w:t>other.l</w:t>
       </w:r>
       <w:proofErr w:type="spellEnd"/>
+      <w:proofErr w:type="gramEnd"/>
       <w:r>
         <w:rPr>
           <w:rFonts w:ascii="Courier New" w:hAnsi="Courier New" w:cs="Courier New"/>
@@ -3984,6 +4283,7 @@
         <w:t xml:space="preserve">        s = </w:t>
       </w:r>
       <w:proofErr w:type="spellStart"/>
+      <w:proofErr w:type="gramStart"/>
       <w:r>
         <w:rPr>
           <w:rFonts w:ascii="Courier New" w:hAnsi="Courier New" w:cs="Courier New"/>
@@ -3992,6 +4292,7 @@
         <w:t>other.s</w:t>
       </w:r>
       <w:proofErr w:type="spellEnd"/>
+      <w:proofErr w:type="gramEnd"/>
       <w:r>
         <w:rPr>
           <w:rFonts w:ascii="Courier New" w:hAnsi="Courier New" w:cs="Courier New"/>
@@ -4053,6 +4354,7 @@
         <w:t xml:space="preserve">    long </w:t>
       </w:r>
       <w:proofErr w:type="spellStart"/>
+      <w:proofErr w:type="gramStart"/>
       <w:r>
         <w:rPr>
           <w:rFonts w:ascii="Courier New" w:hAnsi="Courier New" w:cs="Courier New"/>
@@ -4066,7 +4368,15 @@
           <w:rFonts w:ascii="Courier New" w:hAnsi="Courier New" w:cs="Courier New"/>
           <w:lang w:val="en-US"/>
         </w:rPr>
-        <w:t>() const { return l; }</w:t>
+        <w:t>(</w:t>
+      </w:r>
+      <w:proofErr w:type="gramEnd"/>
+      <w:r>
+        <w:rPr>
+          <w:rFonts w:ascii="Courier New" w:hAnsi="Courier New" w:cs="Courier New"/>
+          <w:lang w:val="en-US"/>
+        </w:rPr>
+        <w:t>) const { return l; }</w:t>
       </w:r>
     </w:p>
     <w:p>
@@ -4084,6 +4394,7 @@
         <w:t xml:space="preserve">    void </w:t>
       </w:r>
       <w:proofErr w:type="spellStart"/>
+      <w:proofErr w:type="gramStart"/>
       <w:r>
         <w:rPr>
           <w:rFonts w:ascii="Courier New" w:hAnsi="Courier New" w:cs="Courier New"/>
@@ -4097,7 +4408,15 @@
           <w:rFonts w:ascii="Courier New" w:hAnsi="Courier New" w:cs="Courier New"/>
           <w:lang w:val="en-US"/>
         </w:rPr>
-        <w:t xml:space="preserve">(long </w:t>
+        <w:t>(</w:t>
+      </w:r>
+      <w:proofErr w:type="gramEnd"/>
+      <w:r>
+        <w:rPr>
+          <w:rFonts w:ascii="Courier New" w:hAnsi="Courier New" w:cs="Courier New"/>
+          <w:lang w:val="en-US"/>
+        </w:rPr>
+        <w:t xml:space="preserve">long </w:t>
       </w:r>
       <w:proofErr w:type="spellStart"/>
       <w:r>
@@ -4152,7 +4471,23 @@
           <w:rFonts w:ascii="Courier New" w:hAnsi="Courier New" w:cs="Courier New"/>
           <w:lang w:val="en-US"/>
         </w:rPr>
-        <w:t xml:space="preserve">    std::string </w:t>
+        <w:t xml:space="preserve">    </w:t>
+      </w:r>
+      <w:proofErr w:type="gramStart"/>
+      <w:r>
+        <w:rPr>
+          <w:rFonts w:ascii="Courier New" w:hAnsi="Courier New" w:cs="Courier New"/>
+          <w:lang w:val="en-US"/>
+        </w:rPr>
+        <w:t>std::</w:t>
+      </w:r>
+      <w:proofErr w:type="gramEnd"/>
+      <w:r>
+        <w:rPr>
+          <w:rFonts w:ascii="Courier New" w:hAnsi="Courier New" w:cs="Courier New"/>
+          <w:lang w:val="en-US"/>
+        </w:rPr>
+        <w:t xml:space="preserve">string </w:t>
       </w:r>
       <w:proofErr w:type="spellStart"/>
       <w:r>
@@ -4186,6 +4521,7 @@
         <w:t xml:space="preserve">    void </w:t>
       </w:r>
       <w:proofErr w:type="spellStart"/>
+      <w:proofErr w:type="gramStart"/>
       <w:r>
         <w:rPr>
           <w:rFonts w:ascii="Courier New" w:hAnsi="Courier New" w:cs="Courier New"/>
@@ -4199,7 +4535,15 @@
           <w:rFonts w:ascii="Courier New" w:hAnsi="Courier New" w:cs="Courier New"/>
           <w:lang w:val="en-US"/>
         </w:rPr>
-        <w:t xml:space="preserve">(const std::string&amp; </w:t>
+        <w:t>(</w:t>
+      </w:r>
+      <w:proofErr w:type="gramEnd"/>
+      <w:r>
+        <w:rPr>
+          <w:rFonts w:ascii="Courier New" w:hAnsi="Courier New" w:cs="Courier New"/>
+          <w:lang w:val="en-US"/>
+        </w:rPr>
+        <w:t xml:space="preserve">const std::string&amp; </w:t>
       </w:r>
       <w:proofErr w:type="spellStart"/>
       <w:r>
@@ -4254,24 +4598,49 @@
           <w:rFonts w:ascii="Courier New" w:hAnsi="Courier New" w:cs="Courier New"/>
           <w:lang w:val="en-US"/>
         </w:rPr>
-        <w:t xml:space="preserve">    void print() const {</w:t>
-      </w:r>
-    </w:p>
-    <w:p>
-      <w:pPr>
-        <w:rPr>
-          <w:rFonts w:ascii="Courier New" w:hAnsi="Courier New" w:cs="Courier New"/>
-          <w:lang w:val="en-US"/>
-        </w:rPr>
-      </w:pPr>
-      <w:r>
-        <w:rPr>
-          <w:rFonts w:ascii="Courier New" w:hAnsi="Courier New" w:cs="Courier New"/>
-          <w:lang w:val="en-US"/>
-        </w:rPr>
-        <w:t xml:space="preserve">        std::</w:t>
-      </w:r>
-      <w:proofErr w:type="spellStart"/>
+        <w:t xml:space="preserve">    void </w:t>
+      </w:r>
+      <w:proofErr w:type="gramStart"/>
+      <w:r>
+        <w:rPr>
+          <w:rFonts w:ascii="Courier New" w:hAnsi="Courier New" w:cs="Courier New"/>
+          <w:lang w:val="en-US"/>
+        </w:rPr>
+        <w:t>print(</w:t>
+      </w:r>
+      <w:proofErr w:type="gramEnd"/>
+      <w:r>
+        <w:rPr>
+          <w:rFonts w:ascii="Courier New" w:hAnsi="Courier New" w:cs="Courier New"/>
+          <w:lang w:val="en-US"/>
+        </w:rPr>
+        <w:t>) const {</w:t>
+      </w:r>
+    </w:p>
+    <w:p>
+      <w:pPr>
+        <w:rPr>
+          <w:rFonts w:ascii="Courier New" w:hAnsi="Courier New" w:cs="Courier New"/>
+          <w:lang w:val="en-US"/>
+        </w:rPr>
+      </w:pPr>
+      <w:r>
+        <w:rPr>
+          <w:rFonts w:ascii="Courier New" w:hAnsi="Courier New" w:cs="Courier New"/>
+          <w:lang w:val="en-US"/>
+        </w:rPr>
+        <w:t xml:space="preserve">        </w:t>
+      </w:r>
+      <w:proofErr w:type="gramStart"/>
+      <w:r>
+        <w:rPr>
+          <w:rFonts w:ascii="Courier New" w:hAnsi="Courier New" w:cs="Courier New"/>
+          <w:lang w:val="en-US"/>
+        </w:rPr>
+        <w:t>std::</w:t>
+      </w:r>
+      <w:proofErr w:type="spellStart"/>
+      <w:proofErr w:type="gramEnd"/>
       <w:r>
         <w:rPr>
           <w:rFonts w:ascii="Courier New" w:hAnsi="Courier New" w:cs="Courier New"/>
@@ -4377,8 +4746,17 @@
           <w:rFonts w:ascii="Courier New" w:hAnsi="Courier New" w:cs="Courier New"/>
           <w:lang w:val="en-US"/>
         </w:rPr>
-        <w:t>#endif</w:t>
-      </w:r>
+        <w:t>#</w:t>
+      </w:r>
+      <w:proofErr w:type="gramStart"/>
+      <w:r>
+        <w:rPr>
+          <w:rFonts w:ascii="Courier New" w:hAnsi="Courier New" w:cs="Courier New"/>
+          <w:lang w:val="en-US"/>
+        </w:rPr>
+        <w:t>endif</w:t>
+      </w:r>
+      <w:proofErr w:type="gramEnd"/>
     </w:p>
     <w:p>
       <w:pPr>
@@ -4425,22 +4803,54 @@
           <w:rFonts w:ascii="Courier New" w:hAnsi="Courier New" w:cs="Courier New"/>
           <w:lang w:val="en-US"/>
         </w:rPr>
-        <w:t>#ifndef CTWO_H</w:t>
-      </w:r>
-    </w:p>
-    <w:p>
-      <w:pPr>
-        <w:rPr>
-          <w:rFonts w:ascii="Courier New" w:hAnsi="Courier New" w:cs="Courier New"/>
-          <w:lang w:val="en-US"/>
-        </w:rPr>
-      </w:pPr>
-      <w:r>
-        <w:rPr>
-          <w:rFonts w:ascii="Courier New" w:hAnsi="Courier New" w:cs="Courier New"/>
-          <w:lang w:val="en-US"/>
-        </w:rPr>
-        <w:t>#define CTWO_H</w:t>
+        <w:t>#</w:t>
+      </w:r>
+      <w:proofErr w:type="gramStart"/>
+      <w:r>
+        <w:rPr>
+          <w:rFonts w:ascii="Courier New" w:hAnsi="Courier New" w:cs="Courier New"/>
+          <w:lang w:val="en-US"/>
+        </w:rPr>
+        <w:t>ifndef</w:t>
+      </w:r>
+      <w:proofErr w:type="gramEnd"/>
+      <w:r>
+        <w:rPr>
+          <w:rFonts w:ascii="Courier New" w:hAnsi="Courier New" w:cs="Courier New"/>
+          <w:lang w:val="en-US"/>
+        </w:rPr>
+        <w:t xml:space="preserve"> CTWO_H</w:t>
+      </w:r>
+    </w:p>
+    <w:p>
+      <w:pPr>
+        <w:rPr>
+          <w:rFonts w:ascii="Courier New" w:hAnsi="Courier New" w:cs="Courier New"/>
+          <w:lang w:val="en-US"/>
+        </w:rPr>
+      </w:pPr>
+      <w:r>
+        <w:rPr>
+          <w:rFonts w:ascii="Courier New" w:hAnsi="Courier New" w:cs="Courier New"/>
+          <w:lang w:val="en-US"/>
+        </w:rPr>
+        <w:t>#</w:t>
+      </w:r>
+      <w:proofErr w:type="gramStart"/>
+      <w:r>
+        <w:rPr>
+          <w:rFonts w:ascii="Courier New" w:hAnsi="Courier New" w:cs="Courier New"/>
+          <w:lang w:val="en-US"/>
+        </w:rPr>
+        <w:t>define</w:t>
+      </w:r>
+      <w:proofErr w:type="gramEnd"/>
+      <w:r>
+        <w:rPr>
+          <w:rFonts w:ascii="Courier New" w:hAnsi="Courier New" w:cs="Courier New"/>
+          <w:lang w:val="en-US"/>
+        </w:rPr>
+        <w:t xml:space="preserve"> CTWO_H</w:t>
       </w:r>
     </w:p>
     <w:p>
@@ -4579,23 +4989,39 @@
           <w:rFonts w:ascii="Courier New" w:hAnsi="Courier New" w:cs="Courier New"/>
           <w:lang w:val="en-US"/>
         </w:rPr>
-        <w:t xml:space="preserve">    std::string s;</w:t>
-      </w:r>
-    </w:p>
-    <w:p>
-      <w:pPr>
-        <w:rPr>
-          <w:rFonts w:ascii="Courier New" w:hAnsi="Courier New" w:cs="Courier New"/>
-          <w:lang w:val="en-US"/>
-        </w:rPr>
-      </w:pPr>
-      <w:r>
-        <w:rPr>
-          <w:rFonts w:ascii="Courier New" w:hAnsi="Courier New" w:cs="Courier New"/>
-          <w:lang w:val="en-US"/>
-        </w:rPr>
         <w:t xml:space="preserve">    </w:t>
       </w:r>
+      <w:proofErr w:type="gramStart"/>
+      <w:r>
+        <w:rPr>
+          <w:rFonts w:ascii="Courier New" w:hAnsi="Courier New" w:cs="Courier New"/>
+          <w:lang w:val="en-US"/>
+        </w:rPr>
+        <w:t>std::</w:t>
+      </w:r>
+      <w:proofErr w:type="gramEnd"/>
+      <w:r>
+        <w:rPr>
+          <w:rFonts w:ascii="Courier New" w:hAnsi="Courier New" w:cs="Courier New"/>
+          <w:lang w:val="en-US"/>
+        </w:rPr>
+        <w:t>string s;</w:t>
+      </w:r>
+    </w:p>
+    <w:p>
+      <w:pPr>
+        <w:rPr>
+          <w:rFonts w:ascii="Courier New" w:hAnsi="Courier New" w:cs="Courier New"/>
+          <w:lang w:val="en-US"/>
+        </w:rPr>
+      </w:pPr>
+      <w:r>
+        <w:rPr>
+          <w:rFonts w:ascii="Courier New" w:hAnsi="Courier New" w:cs="Courier New"/>
+          <w:lang w:val="en-US"/>
+        </w:rPr>
+        <w:t xml:space="preserve">    </w:t>
+      </w:r>
       <w:proofErr w:type="spellStart"/>
       <w:r>
         <w:rPr>
@@ -4651,6 +5077,7 @@
         <w:t xml:space="preserve">    </w:t>
       </w:r>
       <w:proofErr w:type="spellStart"/>
+      <w:proofErr w:type="gramStart"/>
       <w:r>
         <w:rPr>
           <w:rFonts w:ascii="Courier New" w:hAnsi="Courier New" w:cs="Courier New"/>
@@ -4664,7 +5091,15 @@
           <w:rFonts w:ascii="Courier New" w:hAnsi="Courier New" w:cs="Courier New"/>
           <w:lang w:val="en-US"/>
         </w:rPr>
-        <w:t>() : s(""), p(</w:t>
+        <w:t>(</w:t>
+      </w:r>
+      <w:proofErr w:type="gramEnd"/>
+      <w:r>
+        <w:rPr>
+          <w:rFonts w:ascii="Courier New" w:hAnsi="Courier New" w:cs="Courier New"/>
+          <w:lang w:val="en-US"/>
+        </w:rPr>
+        <w:t>) : s(""), p(</w:t>
       </w:r>
       <w:proofErr w:type="spellStart"/>
       <w:r>
@@ -4706,6 +5141,7 @@
         <w:t xml:space="preserve">    </w:t>
       </w:r>
       <w:proofErr w:type="spellStart"/>
+      <w:proofErr w:type="gramStart"/>
       <w:r>
         <w:rPr>
           <w:rFonts w:ascii="Courier New" w:hAnsi="Courier New" w:cs="Courier New"/>
@@ -4719,7 +5155,15 @@
           <w:rFonts w:ascii="Courier New" w:hAnsi="Courier New" w:cs="Courier New"/>
           <w:lang w:val="en-US"/>
         </w:rPr>
-        <w:t xml:space="preserve">(const std::string&amp; </w:t>
+        <w:t>(</w:t>
+      </w:r>
+      <w:proofErr w:type="gramEnd"/>
+      <w:r>
+        <w:rPr>
+          <w:rFonts w:ascii="Courier New" w:hAnsi="Courier New" w:cs="Courier New"/>
+          <w:lang w:val="en-US"/>
+        </w:rPr>
+        <w:t xml:space="preserve">const std::string&amp; </w:t>
       </w:r>
       <w:proofErr w:type="spellStart"/>
       <w:r>
@@ -4798,7 +5242,23 @@
           <w:rFonts w:ascii="Courier New" w:hAnsi="Courier New" w:cs="Courier New"/>
           <w:lang w:val="en-US"/>
         </w:rPr>
-        <w:t xml:space="preserve">), p(new </w:t>
+        <w:t xml:space="preserve">), </w:t>
+      </w:r>
+      <w:proofErr w:type="gramStart"/>
+      <w:r>
+        <w:rPr>
+          <w:rFonts w:ascii="Courier New" w:hAnsi="Courier New" w:cs="Courier New"/>
+          <w:lang w:val="en-US"/>
+        </w:rPr>
+        <w:t>p(</w:t>
+      </w:r>
+      <w:proofErr w:type="gramEnd"/>
+      <w:r>
+        <w:rPr>
+          <w:rFonts w:ascii="Courier New" w:hAnsi="Courier New" w:cs="Courier New"/>
+          <w:lang w:val="en-US"/>
+        </w:rPr>
+        <w:t xml:space="preserve">new </w:t>
       </w:r>
       <w:proofErr w:type="spellStart"/>
       <w:r>
@@ -4856,6 +5316,7 @@
         <w:t xml:space="preserve">    </w:t>
       </w:r>
       <w:proofErr w:type="spellStart"/>
+      <w:proofErr w:type="gramStart"/>
       <w:r>
         <w:rPr>
           <w:rFonts w:ascii="Courier New" w:hAnsi="Courier New" w:cs="Courier New"/>
@@ -4869,7 +5330,15 @@
           <w:rFonts w:ascii="Courier New" w:hAnsi="Courier New" w:cs="Courier New"/>
           <w:lang w:val="en-US"/>
         </w:rPr>
-        <w:t xml:space="preserve">(const </w:t>
+        <w:t>(</w:t>
+      </w:r>
+      <w:proofErr w:type="gramEnd"/>
+      <w:r>
+        <w:rPr>
+          <w:rFonts w:ascii="Courier New" w:hAnsi="Courier New" w:cs="Courier New"/>
+          <w:lang w:val="en-US"/>
+        </w:rPr>
+        <w:t xml:space="preserve">const </w:t>
       </w:r>
       <w:proofErr w:type="spellStart"/>
       <w:r>
@@ -4991,6 +5460,7 @@
         <w:t xml:space="preserve">    ~</w:t>
       </w:r>
       <w:proofErr w:type="spellStart"/>
+      <w:proofErr w:type="gramStart"/>
       <w:r>
         <w:rPr>
           <w:rFonts w:ascii="Courier New" w:hAnsi="Courier New" w:cs="Courier New"/>
@@ -5004,7 +5474,15 @@
           <w:rFonts w:ascii="Courier New" w:hAnsi="Courier New" w:cs="Courier New"/>
           <w:lang w:val="en-US"/>
         </w:rPr>
-        <w:t>() {</w:t>
+        <w:t>(</w:t>
+      </w:r>
+      <w:proofErr w:type="gramEnd"/>
+      <w:r>
+        <w:rPr>
+          <w:rFonts w:ascii="Courier New" w:hAnsi="Courier New" w:cs="Courier New"/>
+          <w:lang w:val="en-US"/>
+        </w:rPr>
+        <w:t>) {</w:t>
       </w:r>
     </w:p>
     <w:p>
@@ -5073,7 +5551,23 @@
           <w:rFonts w:ascii="Courier New" w:hAnsi="Courier New" w:cs="Courier New"/>
           <w:lang w:val="en-US"/>
         </w:rPr>
-        <w:t xml:space="preserve">&amp; operator=(const </w:t>
+        <w:t>&amp; operator</w:t>
+      </w:r>
+      <w:proofErr w:type="gramStart"/>
+      <w:r>
+        <w:rPr>
+          <w:rFonts w:ascii="Courier New" w:hAnsi="Courier New" w:cs="Courier New"/>
+          <w:lang w:val="en-US"/>
+        </w:rPr>
+        <w:t>=(</w:t>
+      </w:r>
+      <w:proofErr w:type="gramEnd"/>
+      <w:r>
+        <w:rPr>
+          <w:rFonts w:ascii="Courier New" w:hAnsi="Courier New" w:cs="Courier New"/>
+          <w:lang w:val="en-US"/>
+        </w:rPr>
+        <w:t xml:space="preserve">const </w:t>
       </w:r>
       <w:proofErr w:type="spellStart"/>
       <w:r>
@@ -5130,6 +5624,7 @@
         <w:t xml:space="preserve">        s = </w:t>
       </w:r>
       <w:proofErr w:type="spellStart"/>
+      <w:proofErr w:type="gramStart"/>
       <w:r>
         <w:rPr>
           <w:rFonts w:ascii="Courier New" w:hAnsi="Courier New" w:cs="Courier New"/>
@@ -5138,6 +5633,7 @@
         <w:t>other.s</w:t>
       </w:r>
       <w:proofErr w:type="spellEnd"/>
+      <w:proofErr w:type="gramEnd"/>
       <w:r>
         <w:rPr>
           <w:rFonts w:ascii="Courier New" w:hAnsi="Courier New" w:cs="Courier New"/>
@@ -5184,6 +5680,7 @@
         <w:t xml:space="preserve">        p = </w:t>
       </w:r>
       <w:proofErr w:type="spellStart"/>
+      <w:proofErr w:type="gramStart"/>
       <w:r>
         <w:rPr>
           <w:rFonts w:ascii="Courier New" w:hAnsi="Courier New" w:cs="Courier New"/>
@@ -5192,6 +5689,7 @@
         <w:t>other.p</w:t>
       </w:r>
       <w:proofErr w:type="spellEnd"/>
+      <w:proofErr w:type="gramEnd"/>
       <w:r>
         <w:rPr>
           <w:rFonts w:ascii="Courier New" w:hAnsi="Courier New" w:cs="Courier New"/>
@@ -5314,7 +5812,23 @@
           <w:rFonts w:ascii="Courier New" w:hAnsi="Courier New" w:cs="Courier New"/>
           <w:lang w:val="en-US"/>
         </w:rPr>
-        <w:t xml:space="preserve">    std::string </w:t>
+        <w:t xml:space="preserve">    </w:t>
+      </w:r>
+      <w:proofErr w:type="gramStart"/>
+      <w:r>
+        <w:rPr>
+          <w:rFonts w:ascii="Courier New" w:hAnsi="Courier New" w:cs="Courier New"/>
+          <w:lang w:val="en-US"/>
+        </w:rPr>
+        <w:t>std::</w:t>
+      </w:r>
+      <w:proofErr w:type="gramEnd"/>
+      <w:r>
+        <w:rPr>
+          <w:rFonts w:ascii="Courier New" w:hAnsi="Courier New" w:cs="Courier New"/>
+          <w:lang w:val="en-US"/>
+        </w:rPr>
+        <w:t xml:space="preserve">string </w:t>
       </w:r>
       <w:proofErr w:type="spellStart"/>
       <w:r>
@@ -5348,6 +5862,7 @@
         <w:t xml:space="preserve">    void </w:t>
       </w:r>
       <w:proofErr w:type="spellStart"/>
+      <w:proofErr w:type="gramStart"/>
       <w:r>
         <w:rPr>
           <w:rFonts w:ascii="Courier New" w:hAnsi="Courier New" w:cs="Courier New"/>
@@ -5361,7 +5876,15 @@
           <w:rFonts w:ascii="Courier New" w:hAnsi="Courier New" w:cs="Courier New"/>
           <w:lang w:val="en-US"/>
         </w:rPr>
-        <w:t xml:space="preserve">(const std::string&amp; </w:t>
+        <w:t>(</w:t>
+      </w:r>
+      <w:proofErr w:type="gramEnd"/>
+      <w:r>
+        <w:rPr>
+          <w:rFonts w:ascii="Courier New" w:hAnsi="Courier New" w:cs="Courier New"/>
+          <w:lang w:val="en-US"/>
+        </w:rPr>
+        <w:t xml:space="preserve">const std::string&amp; </w:t>
       </w:r>
       <w:proofErr w:type="spellStart"/>
       <w:r>
@@ -5436,6 +5959,7 @@
         <w:t xml:space="preserve">* </w:t>
       </w:r>
       <w:proofErr w:type="spellStart"/>
+      <w:proofErr w:type="gramStart"/>
       <w:r>
         <w:rPr>
           <w:rFonts w:ascii="Courier New" w:hAnsi="Courier New" w:cs="Courier New"/>
@@ -5449,7 +5973,15 @@
           <w:rFonts w:ascii="Courier New" w:hAnsi="Courier New" w:cs="Courier New"/>
           <w:lang w:val="en-US"/>
         </w:rPr>
-        <w:t>() const { return p; }</w:t>
+        <w:t>(</w:t>
+      </w:r>
+      <w:proofErr w:type="gramEnd"/>
+      <w:r>
+        <w:rPr>
+          <w:rFonts w:ascii="Courier New" w:hAnsi="Courier New" w:cs="Courier New"/>
+          <w:lang w:val="en-US"/>
+        </w:rPr>
+        <w:t>) const { return p; }</w:t>
       </w:r>
     </w:p>
     <w:p>
@@ -5467,6 +5999,7 @@
         <w:t xml:space="preserve">    void </w:t>
       </w:r>
       <w:proofErr w:type="spellStart"/>
+      <w:proofErr w:type="gramStart"/>
       <w:r>
         <w:rPr>
           <w:rFonts w:ascii="Courier New" w:hAnsi="Courier New" w:cs="Courier New"/>
@@ -5480,7 +6013,15 @@
           <w:rFonts w:ascii="Courier New" w:hAnsi="Courier New" w:cs="Courier New"/>
           <w:lang w:val="en-US"/>
         </w:rPr>
-        <w:t xml:space="preserve">(const </w:t>
+        <w:t>(</w:t>
+      </w:r>
+      <w:proofErr w:type="gramEnd"/>
+      <w:r>
+        <w:rPr>
+          <w:rFonts w:ascii="Courier New" w:hAnsi="Courier New" w:cs="Courier New"/>
+          <w:lang w:val="en-US"/>
+        </w:rPr>
+        <w:t xml:space="preserve">const </w:t>
       </w:r>
       <w:proofErr w:type="spellStart"/>
       <w:r>
@@ -5612,24 +6153,49 @@
           <w:rFonts w:ascii="Courier New" w:hAnsi="Courier New" w:cs="Courier New"/>
           <w:lang w:val="en-US"/>
         </w:rPr>
-        <w:t xml:space="preserve">    virtual void print() const {</w:t>
-      </w:r>
-    </w:p>
-    <w:p>
-      <w:pPr>
-        <w:rPr>
-          <w:rFonts w:ascii="Courier New" w:hAnsi="Courier New" w:cs="Courier New"/>
-          <w:lang w:val="en-US"/>
-        </w:rPr>
-      </w:pPr>
-      <w:r>
-        <w:rPr>
-          <w:rFonts w:ascii="Courier New" w:hAnsi="Courier New" w:cs="Courier New"/>
-          <w:lang w:val="en-US"/>
-        </w:rPr>
-        <w:t xml:space="preserve">        std::</w:t>
-      </w:r>
-      <w:proofErr w:type="spellStart"/>
+        <w:t xml:space="preserve">    virtual void </w:t>
+      </w:r>
+      <w:proofErr w:type="gramStart"/>
+      <w:r>
+        <w:rPr>
+          <w:rFonts w:ascii="Courier New" w:hAnsi="Courier New" w:cs="Courier New"/>
+          <w:lang w:val="en-US"/>
+        </w:rPr>
+        <w:t>print(</w:t>
+      </w:r>
+      <w:proofErr w:type="gramEnd"/>
+      <w:r>
+        <w:rPr>
+          <w:rFonts w:ascii="Courier New" w:hAnsi="Courier New" w:cs="Courier New"/>
+          <w:lang w:val="en-US"/>
+        </w:rPr>
+        <w:t>) const {</w:t>
+      </w:r>
+    </w:p>
+    <w:p>
+      <w:pPr>
+        <w:rPr>
+          <w:rFonts w:ascii="Courier New" w:hAnsi="Courier New" w:cs="Courier New"/>
+          <w:lang w:val="en-US"/>
+        </w:rPr>
+      </w:pPr>
+      <w:r>
+        <w:rPr>
+          <w:rFonts w:ascii="Courier New" w:hAnsi="Courier New" w:cs="Courier New"/>
+          <w:lang w:val="en-US"/>
+        </w:rPr>
+        <w:t xml:space="preserve">        </w:t>
+      </w:r>
+      <w:proofErr w:type="gramStart"/>
+      <w:r>
+        <w:rPr>
+          <w:rFonts w:ascii="Courier New" w:hAnsi="Courier New" w:cs="Courier New"/>
+          <w:lang w:val="en-US"/>
+        </w:rPr>
+        <w:t>std::</w:t>
+      </w:r>
+      <w:proofErr w:type="spellStart"/>
+      <w:proofErr w:type="gramEnd"/>
       <w:r>
         <w:rPr>
           <w:rFonts w:ascii="Courier New" w:hAnsi="Courier New" w:cs="Courier New"/>
@@ -5689,7 +6255,23 @@
           <w:rFonts w:ascii="Courier New" w:hAnsi="Courier New" w:cs="Courier New"/>
           <w:lang w:val="en-US"/>
         </w:rPr>
-        <w:t xml:space="preserve">            p-&gt;print();</w:t>
+        <w:t xml:space="preserve">            p-&gt;</w:t>
+      </w:r>
+      <w:proofErr w:type="gramStart"/>
+      <w:r>
+        <w:rPr>
+          <w:rFonts w:ascii="Courier New" w:hAnsi="Courier New" w:cs="Courier New"/>
+          <w:lang w:val="en-US"/>
+        </w:rPr>
+        <w:t>print(</w:t>
+      </w:r>
+      <w:proofErr w:type="gramEnd"/>
+      <w:r>
+        <w:rPr>
+          <w:rFonts w:ascii="Courier New" w:hAnsi="Courier New" w:cs="Courier New"/>
+          <w:lang w:val="en-US"/>
+        </w:rPr>
+        <w:t>);</w:t>
       </w:r>
     </w:p>
     <w:p>
@@ -5719,9 +6301,18 @@
           <w:rFonts w:ascii="Courier New" w:hAnsi="Courier New" w:cs="Courier New"/>
           <w:lang w:val="en-US"/>
         </w:rPr>
-        <w:t xml:space="preserve">            std::</w:t>
-      </w:r>
-      <w:proofErr w:type="spellStart"/>
+        <w:t xml:space="preserve">            </w:t>
+      </w:r>
+      <w:proofErr w:type="gramStart"/>
+      <w:r>
+        <w:rPr>
+          <w:rFonts w:ascii="Courier New" w:hAnsi="Courier New" w:cs="Courier New"/>
+          <w:lang w:val="en-US"/>
+        </w:rPr>
+        <w:t>std::</w:t>
+      </w:r>
+      <w:proofErr w:type="spellStart"/>
+      <w:proofErr w:type="gramEnd"/>
       <w:r>
         <w:rPr>
           <w:rFonts w:ascii="Courier New" w:hAnsi="Courier New" w:cs="Courier New"/>
@@ -5842,8 +6433,17 @@
           <w:rFonts w:ascii="Courier New" w:hAnsi="Courier New" w:cs="Courier New"/>
           <w:lang w:val="en-US"/>
         </w:rPr>
-        <w:t>#endif</w:t>
-      </w:r>
+        <w:t>#</w:t>
+      </w:r>
+      <w:proofErr w:type="gramStart"/>
+      <w:r>
+        <w:rPr>
+          <w:rFonts w:ascii="Courier New" w:hAnsi="Courier New" w:cs="Courier New"/>
+          <w:lang w:val="en-US"/>
+        </w:rPr>
+        <w:t>endif</w:t>
+      </w:r>
+      <w:proofErr w:type="gramEnd"/>
     </w:p>
     <w:p>
       <w:pPr>
@@ -5890,22 +6490,54 @@
           <w:rFonts w:ascii="Courier New" w:hAnsi="Courier New" w:cs="Courier New"/>
           <w:lang w:val="en-US"/>
         </w:rPr>
-        <w:t>#ifndef CTREE_H</w:t>
-      </w:r>
-    </w:p>
-    <w:p>
-      <w:pPr>
-        <w:rPr>
-          <w:rFonts w:ascii="Courier New" w:hAnsi="Courier New" w:cs="Courier New"/>
-          <w:lang w:val="en-US"/>
-        </w:rPr>
-      </w:pPr>
-      <w:r>
-        <w:rPr>
-          <w:rFonts w:ascii="Courier New" w:hAnsi="Courier New" w:cs="Courier New"/>
-          <w:lang w:val="en-US"/>
-        </w:rPr>
-        <w:t>#define CTREE_H</w:t>
+        <w:t>#</w:t>
+      </w:r>
+      <w:proofErr w:type="gramStart"/>
+      <w:r>
+        <w:rPr>
+          <w:rFonts w:ascii="Courier New" w:hAnsi="Courier New" w:cs="Courier New"/>
+          <w:lang w:val="en-US"/>
+        </w:rPr>
+        <w:t>ifndef</w:t>
+      </w:r>
+      <w:proofErr w:type="gramEnd"/>
+      <w:r>
+        <w:rPr>
+          <w:rFonts w:ascii="Courier New" w:hAnsi="Courier New" w:cs="Courier New"/>
+          <w:lang w:val="en-US"/>
+        </w:rPr>
+        <w:t xml:space="preserve"> CTREE_H</w:t>
+      </w:r>
+    </w:p>
+    <w:p>
+      <w:pPr>
+        <w:rPr>
+          <w:rFonts w:ascii="Courier New" w:hAnsi="Courier New" w:cs="Courier New"/>
+          <w:lang w:val="en-US"/>
+        </w:rPr>
+      </w:pPr>
+      <w:r>
+        <w:rPr>
+          <w:rFonts w:ascii="Courier New" w:hAnsi="Courier New" w:cs="Courier New"/>
+          <w:lang w:val="en-US"/>
+        </w:rPr>
+        <w:t>#</w:t>
+      </w:r>
+      <w:proofErr w:type="gramStart"/>
+      <w:r>
+        <w:rPr>
+          <w:rFonts w:ascii="Courier New" w:hAnsi="Courier New" w:cs="Courier New"/>
+          <w:lang w:val="en-US"/>
+        </w:rPr>
+        <w:t>define</w:t>
+      </w:r>
+      <w:proofErr w:type="gramEnd"/>
+      <w:r>
+        <w:rPr>
+          <w:rFonts w:ascii="Courier New" w:hAnsi="Courier New" w:cs="Courier New"/>
+          <w:lang w:val="en-US"/>
+        </w:rPr>
+        <w:t xml:space="preserve"> CTREE_H</w:t>
       </w:r>
     </w:p>
     <w:p>
@@ -6085,6 +6717,7 @@
         <w:t xml:space="preserve">    </w:t>
       </w:r>
       <w:proofErr w:type="spellStart"/>
+      <w:proofErr w:type="gramStart"/>
       <w:r>
         <w:rPr>
           <w:rFonts w:ascii="Courier New" w:hAnsi="Courier New" w:cs="Courier New"/>
@@ -6098,7 +6731,15 @@
           <w:rFonts w:ascii="Courier New" w:hAnsi="Courier New" w:cs="Courier New"/>
           <w:lang w:val="en-US"/>
         </w:rPr>
-        <w:t xml:space="preserve">(): </w:t>
+        <w:t>(</w:t>
+      </w:r>
+      <w:proofErr w:type="gramEnd"/>
+      <w:r>
+        <w:rPr>
+          <w:rFonts w:ascii="Courier New" w:hAnsi="Courier New" w:cs="Courier New"/>
+          <w:lang w:val="en-US"/>
+        </w:rPr>
+        <w:t xml:space="preserve">): </w:t>
       </w:r>
       <w:proofErr w:type="spellStart"/>
       <w:r>
@@ -6140,6 +6781,7 @@
         <w:t xml:space="preserve">    </w:t>
       </w:r>
       <w:proofErr w:type="spellStart"/>
+      <w:proofErr w:type="gramStart"/>
       <w:r>
         <w:rPr>
           <w:rFonts w:ascii="Courier New" w:hAnsi="Courier New" w:cs="Courier New"/>
@@ -6153,7 +6795,15 @@
           <w:rFonts w:ascii="Courier New" w:hAnsi="Courier New" w:cs="Courier New"/>
           <w:lang w:val="en-US"/>
         </w:rPr>
-        <w:t xml:space="preserve">(const std::string&amp; </w:t>
+        <w:t>(</w:t>
+      </w:r>
+      <w:proofErr w:type="gramEnd"/>
+      <w:r>
+        <w:rPr>
+          <w:rFonts w:ascii="Courier New" w:hAnsi="Courier New" w:cs="Courier New"/>
+          <w:lang w:val="en-US"/>
+        </w:rPr>
+        <w:t xml:space="preserve">const std::string&amp; </w:t>
       </w:r>
       <w:proofErr w:type="spellStart"/>
       <w:r>
@@ -6362,6 +7012,7 @@
         <w:t xml:space="preserve">    ~</w:t>
       </w:r>
       <w:proofErr w:type="spellStart"/>
+      <w:proofErr w:type="gramStart"/>
       <w:r>
         <w:rPr>
           <w:rFonts w:ascii="Courier New" w:hAnsi="Courier New" w:cs="Courier New"/>
@@ -6375,7 +7026,15 @@
           <w:rFonts w:ascii="Courier New" w:hAnsi="Courier New" w:cs="Courier New"/>
           <w:lang w:val="en-US"/>
         </w:rPr>
-        <w:t>() {}</w:t>
+        <w:t>(</w:t>
+      </w:r>
+      <w:proofErr w:type="gramEnd"/>
+      <w:r>
+        <w:rPr>
+          <w:rFonts w:ascii="Courier New" w:hAnsi="Courier New" w:cs="Courier New"/>
+          <w:lang w:val="en-US"/>
+        </w:rPr>
+        <w:t>) {}</w:t>
       </w:r>
     </w:p>
     <w:p>
@@ -6401,6 +7060,7 @@
         <w:t xml:space="preserve">    int </w:t>
       </w:r>
       <w:proofErr w:type="spellStart"/>
+      <w:proofErr w:type="gramStart"/>
       <w:r>
         <w:rPr>
           <w:rFonts w:ascii="Courier New" w:hAnsi="Courier New" w:cs="Courier New"/>
@@ -6414,7 +7074,15 @@
           <w:rFonts w:ascii="Courier New" w:hAnsi="Courier New" w:cs="Courier New"/>
           <w:lang w:val="en-US"/>
         </w:rPr>
-        <w:t>() const { return num; }</w:t>
+        <w:t>(</w:t>
+      </w:r>
+      <w:proofErr w:type="gramEnd"/>
+      <w:r>
+        <w:rPr>
+          <w:rFonts w:ascii="Courier New" w:hAnsi="Courier New" w:cs="Courier New"/>
+          <w:lang w:val="en-US"/>
+        </w:rPr>
+        <w:t>) const { return num; }</w:t>
       </w:r>
     </w:p>
     <w:p>
@@ -6432,6 +7100,7 @@
         <w:t xml:space="preserve">    void </w:t>
       </w:r>
       <w:proofErr w:type="spellStart"/>
+      <w:proofErr w:type="gramStart"/>
       <w:r>
         <w:rPr>
           <w:rFonts w:ascii="Courier New" w:hAnsi="Courier New" w:cs="Courier New"/>
@@ -6445,30 +7114,54 @@
           <w:rFonts w:ascii="Courier New" w:hAnsi="Courier New" w:cs="Courier New"/>
           <w:lang w:val="en-US"/>
         </w:rPr>
-        <w:t>(int number) {num = number;}</w:t>
-      </w:r>
-    </w:p>
-    <w:p>
-      <w:pPr>
-        <w:rPr>
-          <w:rFonts w:ascii="Courier New" w:hAnsi="Courier New" w:cs="Courier New"/>
-          <w:lang w:val="en-US"/>
-        </w:rPr>
-      </w:pPr>
-    </w:p>
-    <w:p>
-      <w:pPr>
-        <w:rPr>
-          <w:rFonts w:ascii="Courier New" w:hAnsi="Courier New" w:cs="Courier New"/>
-          <w:lang w:val="en-US"/>
-        </w:rPr>
-      </w:pPr>
-      <w:r>
-        <w:rPr>
-          <w:rFonts w:ascii="Courier New" w:hAnsi="Courier New" w:cs="Courier New"/>
-          <w:lang w:val="en-US"/>
-        </w:rPr>
-        <w:t xml:space="preserve">    virtual void print() const {</w:t>
+        <w:t>(</w:t>
+      </w:r>
+      <w:proofErr w:type="gramEnd"/>
+      <w:r>
+        <w:rPr>
+          <w:rFonts w:ascii="Courier New" w:hAnsi="Courier New" w:cs="Courier New"/>
+          <w:lang w:val="en-US"/>
+        </w:rPr>
+        <w:t>int number) {num = number;}</w:t>
+      </w:r>
+    </w:p>
+    <w:p>
+      <w:pPr>
+        <w:rPr>
+          <w:rFonts w:ascii="Courier New" w:hAnsi="Courier New" w:cs="Courier New"/>
+          <w:lang w:val="en-US"/>
+        </w:rPr>
+      </w:pPr>
+    </w:p>
+    <w:p>
+      <w:pPr>
+        <w:rPr>
+          <w:rFonts w:ascii="Courier New" w:hAnsi="Courier New" w:cs="Courier New"/>
+          <w:lang w:val="en-US"/>
+        </w:rPr>
+      </w:pPr>
+      <w:r>
+        <w:rPr>
+          <w:rFonts w:ascii="Courier New" w:hAnsi="Courier New" w:cs="Courier New"/>
+          <w:lang w:val="en-US"/>
+        </w:rPr>
+        <w:t xml:space="preserve">    virtual void </w:t>
+      </w:r>
+      <w:proofErr w:type="gramStart"/>
+      <w:r>
+        <w:rPr>
+          <w:rFonts w:ascii="Courier New" w:hAnsi="Courier New" w:cs="Courier New"/>
+          <w:lang w:val="en-US"/>
+        </w:rPr>
+        <w:t>print(</w:t>
+      </w:r>
+      <w:proofErr w:type="gramEnd"/>
+      <w:r>
+        <w:rPr>
+          <w:rFonts w:ascii="Courier New" w:hAnsi="Courier New" w:cs="Courier New"/>
+          <w:lang w:val="en-US"/>
+        </w:rPr>
+        <w:t>) const {</w:t>
       </w:r>
     </w:p>
     <w:p>
@@ -6486,6 +7179,7 @@
         <w:t xml:space="preserve">        </w:t>
       </w:r>
       <w:proofErr w:type="spellStart"/>
+      <w:proofErr w:type="gramStart"/>
       <w:r>
         <w:rPr>
           <w:rFonts w:ascii="Courier New" w:hAnsi="Courier New" w:cs="Courier New"/>
@@ -6499,24 +7193,41 @@
           <w:rFonts w:ascii="Courier New" w:hAnsi="Courier New" w:cs="Courier New"/>
           <w:lang w:val="en-US"/>
         </w:rPr>
-        <w:t>::print();</w:t>
-      </w:r>
-    </w:p>
-    <w:p>
-      <w:pPr>
-        <w:rPr>
-          <w:rFonts w:ascii="Courier New" w:hAnsi="Courier New" w:cs="Courier New"/>
-          <w:lang w:val="en-US"/>
-        </w:rPr>
-      </w:pPr>
-      <w:r>
-        <w:rPr>
-          <w:rFonts w:ascii="Courier New" w:hAnsi="Courier New" w:cs="Courier New"/>
-          <w:lang w:val="en-US"/>
-        </w:rPr>
-        <w:t xml:space="preserve">        std::</w:t>
-      </w:r>
-      <w:proofErr w:type="spellStart"/>
+        <w:t>::</w:t>
+      </w:r>
+      <w:proofErr w:type="gramEnd"/>
+      <w:r>
+        <w:rPr>
+          <w:rFonts w:ascii="Courier New" w:hAnsi="Courier New" w:cs="Courier New"/>
+          <w:lang w:val="en-US"/>
+        </w:rPr>
+        <w:t>print();</w:t>
+      </w:r>
+    </w:p>
+    <w:p>
+      <w:pPr>
+        <w:rPr>
+          <w:rFonts w:ascii="Courier New" w:hAnsi="Courier New" w:cs="Courier New"/>
+          <w:lang w:val="en-US"/>
+        </w:rPr>
+      </w:pPr>
+      <w:r>
+        <w:rPr>
+          <w:rFonts w:ascii="Courier New" w:hAnsi="Courier New" w:cs="Courier New"/>
+          <w:lang w:val="en-US"/>
+        </w:rPr>
+        <w:t xml:space="preserve">        </w:t>
+      </w:r>
+      <w:proofErr w:type="gramStart"/>
+      <w:r>
+        <w:rPr>
+          <w:rFonts w:ascii="Courier New" w:hAnsi="Courier New" w:cs="Courier New"/>
+          <w:lang w:val="en-US"/>
+        </w:rPr>
+        <w:t>std::</w:t>
+      </w:r>
+      <w:proofErr w:type="spellStart"/>
+      <w:proofErr w:type="gramEnd"/>
       <w:r>
         <w:rPr>
           <w:rFonts w:ascii="Courier New" w:hAnsi="Courier New" w:cs="Courier New"/>
@@ -6622,8 +7333,17 @@
           <w:rFonts w:ascii="Courier New" w:hAnsi="Courier New" w:cs="Courier New"/>
           <w:lang w:val="en-US"/>
         </w:rPr>
-        <w:t>#endif</w:t>
-      </w:r>
+        <w:t>#</w:t>
+      </w:r>
+      <w:proofErr w:type="gramStart"/>
+      <w:r>
+        <w:rPr>
+          <w:rFonts w:ascii="Courier New" w:hAnsi="Courier New" w:cs="Courier New"/>
+          <w:lang w:val="en-US"/>
+        </w:rPr>
+        <w:t>endif</w:t>
+      </w:r>
+      <w:proofErr w:type="gramEnd"/>
     </w:p>
     <w:p>
       <w:pPr>
@@ -6670,22 +7390,54 @@
           <w:rFonts w:ascii="Courier New" w:hAnsi="Courier New" w:cs="Courier New"/>
           <w:lang w:val="en-US"/>
         </w:rPr>
-        <w:t>#ifndef CFOUR_H</w:t>
-      </w:r>
-    </w:p>
-    <w:p>
-      <w:pPr>
-        <w:rPr>
-          <w:rFonts w:ascii="Courier New" w:hAnsi="Courier New" w:cs="Courier New"/>
-          <w:lang w:val="en-US"/>
-        </w:rPr>
-      </w:pPr>
-      <w:r>
-        <w:rPr>
-          <w:rFonts w:ascii="Courier New" w:hAnsi="Courier New" w:cs="Courier New"/>
-          <w:lang w:val="en-US"/>
-        </w:rPr>
-        <w:t>#define CFOUR_H</w:t>
+        <w:t>#</w:t>
+      </w:r>
+      <w:proofErr w:type="gramStart"/>
+      <w:r>
+        <w:rPr>
+          <w:rFonts w:ascii="Courier New" w:hAnsi="Courier New" w:cs="Courier New"/>
+          <w:lang w:val="en-US"/>
+        </w:rPr>
+        <w:t>ifndef</w:t>
+      </w:r>
+      <w:proofErr w:type="gramEnd"/>
+      <w:r>
+        <w:rPr>
+          <w:rFonts w:ascii="Courier New" w:hAnsi="Courier New" w:cs="Courier New"/>
+          <w:lang w:val="en-US"/>
+        </w:rPr>
+        <w:t xml:space="preserve"> CFOUR_H</w:t>
+      </w:r>
+    </w:p>
+    <w:p>
+      <w:pPr>
+        <w:rPr>
+          <w:rFonts w:ascii="Courier New" w:hAnsi="Courier New" w:cs="Courier New"/>
+          <w:lang w:val="en-US"/>
+        </w:rPr>
+      </w:pPr>
+      <w:r>
+        <w:rPr>
+          <w:rFonts w:ascii="Courier New" w:hAnsi="Courier New" w:cs="Courier New"/>
+          <w:lang w:val="en-US"/>
+        </w:rPr>
+        <w:t>#</w:t>
+      </w:r>
+      <w:proofErr w:type="gramStart"/>
+      <w:r>
+        <w:rPr>
+          <w:rFonts w:ascii="Courier New" w:hAnsi="Courier New" w:cs="Courier New"/>
+          <w:lang w:val="en-US"/>
+        </w:rPr>
+        <w:t>define</w:t>
+      </w:r>
+      <w:proofErr w:type="gramEnd"/>
+      <w:r>
+        <w:rPr>
+          <w:rFonts w:ascii="Courier New" w:hAnsi="Courier New" w:cs="Courier New"/>
+          <w:lang w:val="en-US"/>
+        </w:rPr>
+        <w:t xml:space="preserve"> CFOUR_H</w:t>
       </w:r>
     </w:p>
     <w:p>
@@ -6765,6 +7517,7 @@
         <w:t xml:space="preserve">class </w:t>
       </w:r>
       <w:proofErr w:type="spellStart"/>
+      <w:proofErr w:type="gramStart"/>
       <w:r>
         <w:rPr>
           <w:rFonts w:ascii="Courier New" w:hAnsi="Courier New" w:cs="Courier New"/>
@@ -6778,7 +7531,15 @@
           <w:rFonts w:ascii="Courier New" w:hAnsi="Courier New" w:cs="Courier New"/>
           <w:lang w:val="en-US"/>
         </w:rPr>
-        <w:t xml:space="preserve"> : public </w:t>
+        <w:t xml:space="preserve"> :</w:t>
+      </w:r>
+      <w:proofErr w:type="gramEnd"/>
+      <w:r>
+        <w:rPr>
+          <w:rFonts w:ascii="Courier New" w:hAnsi="Courier New" w:cs="Courier New"/>
+          <w:lang w:val="en-US"/>
+        </w:rPr>
+        <w:t xml:space="preserve"> public </w:t>
       </w:r>
       <w:proofErr w:type="spellStart"/>
       <w:r>
@@ -6881,6 +7642,7 @@
         <w:t xml:space="preserve">    </w:t>
       </w:r>
       <w:proofErr w:type="spellStart"/>
+      <w:proofErr w:type="gramStart"/>
       <w:r>
         <w:rPr>
           <w:rFonts w:ascii="Courier New" w:hAnsi="Courier New" w:cs="Courier New"/>
@@ -6894,7 +7656,15 @@
           <w:rFonts w:ascii="Courier New" w:hAnsi="Courier New" w:cs="Courier New"/>
           <w:lang w:val="en-US"/>
         </w:rPr>
-        <w:t xml:space="preserve">() : </w:t>
+        <w:t>(</w:t>
+      </w:r>
+      <w:proofErr w:type="gramEnd"/>
+      <w:r>
+        <w:rPr>
+          <w:rFonts w:ascii="Courier New" w:hAnsi="Courier New" w:cs="Courier New"/>
+          <w:lang w:val="en-US"/>
+        </w:rPr>
+        <w:t xml:space="preserve">) : </w:t>
       </w:r>
       <w:proofErr w:type="spellStart"/>
       <w:r>
@@ -6952,6 +7722,7 @@
         <w:t xml:space="preserve">    </w:t>
       </w:r>
       <w:proofErr w:type="spellStart"/>
+      <w:proofErr w:type="gramStart"/>
       <w:r>
         <w:rPr>
           <w:rFonts w:ascii="Courier New" w:hAnsi="Courier New" w:cs="Courier New"/>
@@ -6965,7 +7736,15 @@
           <w:rFonts w:ascii="Courier New" w:hAnsi="Courier New" w:cs="Courier New"/>
           <w:lang w:val="en-US"/>
         </w:rPr>
-        <w:t xml:space="preserve">(const std::string&amp; </w:t>
+        <w:t>(</w:t>
+      </w:r>
+      <w:proofErr w:type="gramEnd"/>
+      <w:r>
+        <w:rPr>
+          <w:rFonts w:ascii="Courier New" w:hAnsi="Courier New" w:cs="Courier New"/>
+          <w:lang w:val="en-US"/>
+        </w:rPr>
+        <w:t xml:space="preserve">const std::string&amp; </w:t>
       </w:r>
       <w:proofErr w:type="spellStart"/>
       <w:r>
@@ -7031,6 +7810,7 @@
         <w:t xml:space="preserve">        : </w:t>
       </w:r>
       <w:proofErr w:type="spellStart"/>
+      <w:proofErr w:type="gramStart"/>
       <w:r>
         <w:rPr>
           <w:rFonts w:ascii="Courier New" w:hAnsi="Courier New" w:cs="Courier New"/>
@@ -7047,6 +7827,7 @@
         <w:t>(</w:t>
       </w:r>
       <w:proofErr w:type="spellStart"/>
+      <w:proofErr w:type="gramEnd"/>
       <w:r>
         <w:rPr>
           <w:rFonts w:ascii="Courier New" w:hAnsi="Courier New" w:cs="Courier New"/>
@@ -7118,6 +7899,7 @@
         <w:t xml:space="preserve">    </w:t>
       </w:r>
       <w:proofErr w:type="spellStart"/>
+      <w:proofErr w:type="gramStart"/>
       <w:r>
         <w:rPr>
           <w:rFonts w:ascii="Courier New" w:hAnsi="Courier New" w:cs="Courier New"/>
@@ -7131,7 +7913,15 @@
           <w:rFonts w:ascii="Courier New" w:hAnsi="Courier New" w:cs="Courier New"/>
           <w:lang w:val="en-US"/>
         </w:rPr>
-        <w:t xml:space="preserve">(const </w:t>
+        <w:t>(</w:t>
+      </w:r>
+      <w:proofErr w:type="gramEnd"/>
+      <w:r>
+        <w:rPr>
+          <w:rFonts w:ascii="Courier New" w:hAnsi="Courier New" w:cs="Courier New"/>
+          <w:lang w:val="en-US"/>
+        </w:rPr>
+        <w:t xml:space="preserve">const </w:t>
       </w:r>
       <w:proofErr w:type="spellStart"/>
       <w:r>
@@ -7230,6 +8020,7 @@
         <w:t xml:space="preserve">    ~</w:t>
       </w:r>
       <w:proofErr w:type="spellStart"/>
+      <w:proofErr w:type="gramStart"/>
       <w:r>
         <w:rPr>
           <w:rFonts w:ascii="Courier New" w:hAnsi="Courier New" w:cs="Courier New"/>
@@ -7243,7 +8034,15 @@
           <w:rFonts w:ascii="Courier New" w:hAnsi="Courier New" w:cs="Courier New"/>
           <w:lang w:val="en-US"/>
         </w:rPr>
-        <w:t>() {}</w:t>
+        <w:t>(</w:t>
+      </w:r>
+      <w:proofErr w:type="gramEnd"/>
+      <w:r>
+        <w:rPr>
+          <w:rFonts w:ascii="Courier New" w:hAnsi="Courier New" w:cs="Courier New"/>
+          <w:lang w:val="en-US"/>
+        </w:rPr>
+        <w:t>) {}</w:t>
       </w:r>
     </w:p>
     <w:p>
@@ -7277,6 +8076,7 @@
         <w:t xml:space="preserve">    double </w:t>
       </w:r>
       <w:proofErr w:type="spellStart"/>
+      <w:proofErr w:type="gramStart"/>
       <w:r>
         <w:rPr>
           <w:rFonts w:ascii="Courier New" w:hAnsi="Courier New" w:cs="Courier New"/>
@@ -7290,7 +8090,15 @@
           <w:rFonts w:ascii="Courier New" w:hAnsi="Courier New" w:cs="Courier New"/>
           <w:lang w:val="en-US"/>
         </w:rPr>
-        <w:t xml:space="preserve">() const { return </w:t>
+        <w:t>(</w:t>
+      </w:r>
+      <w:proofErr w:type="gramEnd"/>
+      <w:r>
+        <w:rPr>
+          <w:rFonts w:ascii="Courier New" w:hAnsi="Courier New" w:cs="Courier New"/>
+          <w:lang w:val="en-US"/>
+        </w:rPr>
+        <w:t xml:space="preserve">) const { return </w:t>
       </w:r>
       <w:proofErr w:type="spellStart"/>
       <w:r>
@@ -7324,6 +8132,7 @@
         <w:t xml:space="preserve">    void </w:t>
       </w:r>
       <w:proofErr w:type="spellStart"/>
+      <w:proofErr w:type="gramStart"/>
       <w:r>
         <w:rPr>
           <w:rFonts w:ascii="Courier New" w:hAnsi="Courier New" w:cs="Courier New"/>
@@ -7337,7 +8146,15 @@
           <w:rFonts w:ascii="Courier New" w:hAnsi="Courier New" w:cs="Courier New"/>
           <w:lang w:val="en-US"/>
         </w:rPr>
-        <w:t xml:space="preserve">(double extra) { </w:t>
+        <w:t>(</w:t>
+      </w:r>
+      <w:proofErr w:type="gramEnd"/>
+      <w:r>
+        <w:rPr>
+          <w:rFonts w:ascii="Courier New" w:hAnsi="Courier New" w:cs="Courier New"/>
+          <w:lang w:val="en-US"/>
+        </w:rPr>
+        <w:t xml:space="preserve">double extra) { </w:t>
       </w:r>
       <w:proofErr w:type="spellStart"/>
       <w:r>
@@ -7384,7 +8201,23 @@
           <w:rFonts w:ascii="Courier New" w:hAnsi="Courier New" w:cs="Courier New"/>
           <w:lang w:val="en-US"/>
         </w:rPr>
-        <w:t xml:space="preserve">    virtual void print() const {</w:t>
+        <w:t xml:space="preserve">    virtual void </w:t>
+      </w:r>
+      <w:proofErr w:type="gramStart"/>
+      <w:r>
+        <w:rPr>
+          <w:rFonts w:ascii="Courier New" w:hAnsi="Courier New" w:cs="Courier New"/>
+          <w:lang w:val="en-US"/>
+        </w:rPr>
+        <w:t>print(</w:t>
+      </w:r>
+      <w:proofErr w:type="gramEnd"/>
+      <w:r>
+        <w:rPr>
+          <w:rFonts w:ascii="Courier New" w:hAnsi="Courier New" w:cs="Courier New"/>
+          <w:lang w:val="en-US"/>
+        </w:rPr>
+        <w:t>) const {</w:t>
       </w:r>
     </w:p>
     <w:p>
@@ -7402,6 +8235,7 @@
         <w:t xml:space="preserve">        </w:t>
       </w:r>
       <w:proofErr w:type="spellStart"/>
+      <w:proofErr w:type="gramStart"/>
       <w:r>
         <w:rPr>
           <w:rFonts w:ascii="Courier New" w:hAnsi="Courier New" w:cs="Courier New"/>
@@ -7415,24 +8249,41 @@
           <w:rFonts w:ascii="Courier New" w:hAnsi="Courier New" w:cs="Courier New"/>
           <w:lang w:val="en-US"/>
         </w:rPr>
-        <w:t>::print();</w:t>
-      </w:r>
-    </w:p>
-    <w:p>
-      <w:pPr>
-        <w:rPr>
-          <w:rFonts w:ascii="Courier New" w:hAnsi="Courier New" w:cs="Courier New"/>
-          <w:lang w:val="en-US"/>
-        </w:rPr>
-      </w:pPr>
-      <w:r>
-        <w:rPr>
-          <w:rFonts w:ascii="Courier New" w:hAnsi="Courier New" w:cs="Courier New"/>
-          <w:lang w:val="en-US"/>
-        </w:rPr>
-        <w:t xml:space="preserve">        std::</w:t>
-      </w:r>
-      <w:proofErr w:type="spellStart"/>
+        <w:t>::</w:t>
+      </w:r>
+      <w:proofErr w:type="gramEnd"/>
+      <w:r>
+        <w:rPr>
+          <w:rFonts w:ascii="Courier New" w:hAnsi="Courier New" w:cs="Courier New"/>
+          <w:lang w:val="en-US"/>
+        </w:rPr>
+        <w:t>print();</w:t>
+      </w:r>
+    </w:p>
+    <w:p>
+      <w:pPr>
+        <w:rPr>
+          <w:rFonts w:ascii="Courier New" w:hAnsi="Courier New" w:cs="Courier New"/>
+          <w:lang w:val="en-US"/>
+        </w:rPr>
+      </w:pPr>
+      <w:r>
+        <w:rPr>
+          <w:rFonts w:ascii="Courier New" w:hAnsi="Courier New" w:cs="Courier New"/>
+          <w:lang w:val="en-US"/>
+        </w:rPr>
+        <w:t xml:space="preserve">        </w:t>
+      </w:r>
+      <w:proofErr w:type="gramStart"/>
+      <w:r>
+        <w:rPr>
+          <w:rFonts w:ascii="Courier New" w:hAnsi="Courier New" w:cs="Courier New"/>
+          <w:lang w:val="en-US"/>
+        </w:rPr>
+        <w:t>std::</w:t>
+      </w:r>
+      <w:proofErr w:type="spellStart"/>
+      <w:proofErr w:type="gramEnd"/>
       <w:r>
         <w:rPr>
           <w:rFonts w:ascii="Courier New" w:hAnsi="Courier New" w:cs="Courier New"/>
@@ -7570,8 +8421,17 @@
           <w:rFonts w:ascii="Courier New" w:hAnsi="Courier New" w:cs="Courier New"/>
           <w:lang w:val="en-US"/>
         </w:rPr>
-        <w:t>#endif</w:t>
-      </w:r>
+        <w:t>#</w:t>
+      </w:r>
+      <w:proofErr w:type="gramStart"/>
+      <w:r>
+        <w:rPr>
+          <w:rFonts w:ascii="Courier New" w:hAnsi="Courier New" w:cs="Courier New"/>
+          <w:lang w:val="en-US"/>
+        </w:rPr>
+        <w:t>endif</w:t>
+      </w:r>
+      <w:proofErr w:type="gramEnd"/>
     </w:p>
     <w:p>
       <w:pPr>
@@ -7618,22 +8478,54 @@
           <w:rFonts w:ascii="Courier New" w:hAnsi="Courier New" w:cs="Courier New"/>
           <w:lang w:val="en-US"/>
         </w:rPr>
-        <w:t>#ifndef PRINTALL_H</w:t>
-      </w:r>
-    </w:p>
-    <w:p>
-      <w:pPr>
-        <w:rPr>
-          <w:rFonts w:ascii="Courier New" w:hAnsi="Courier New" w:cs="Courier New"/>
-          <w:lang w:val="en-US"/>
-        </w:rPr>
-      </w:pPr>
-      <w:r>
-        <w:rPr>
-          <w:rFonts w:ascii="Courier New" w:hAnsi="Courier New" w:cs="Courier New"/>
-          <w:lang w:val="en-US"/>
-        </w:rPr>
-        <w:t>#define PRINTALL_H</w:t>
+        <w:t>#</w:t>
+      </w:r>
+      <w:proofErr w:type="gramStart"/>
+      <w:r>
+        <w:rPr>
+          <w:rFonts w:ascii="Courier New" w:hAnsi="Courier New" w:cs="Courier New"/>
+          <w:lang w:val="en-US"/>
+        </w:rPr>
+        <w:t>ifndef</w:t>
+      </w:r>
+      <w:proofErr w:type="gramEnd"/>
+      <w:r>
+        <w:rPr>
+          <w:rFonts w:ascii="Courier New" w:hAnsi="Courier New" w:cs="Courier New"/>
+          <w:lang w:val="en-US"/>
+        </w:rPr>
+        <w:t xml:space="preserve"> PRINTALL_H</w:t>
+      </w:r>
+    </w:p>
+    <w:p>
+      <w:pPr>
+        <w:rPr>
+          <w:rFonts w:ascii="Courier New" w:hAnsi="Courier New" w:cs="Courier New"/>
+          <w:lang w:val="en-US"/>
+        </w:rPr>
+      </w:pPr>
+      <w:r>
+        <w:rPr>
+          <w:rFonts w:ascii="Courier New" w:hAnsi="Courier New" w:cs="Courier New"/>
+          <w:lang w:val="en-US"/>
+        </w:rPr>
+        <w:t>#</w:t>
+      </w:r>
+      <w:proofErr w:type="gramStart"/>
+      <w:r>
+        <w:rPr>
+          <w:rFonts w:ascii="Courier New" w:hAnsi="Courier New" w:cs="Courier New"/>
+          <w:lang w:val="en-US"/>
+        </w:rPr>
+        <w:t>define</w:t>
+      </w:r>
+      <w:proofErr w:type="gramEnd"/>
+      <w:r>
+        <w:rPr>
+          <w:rFonts w:ascii="Courier New" w:hAnsi="Courier New" w:cs="Courier New"/>
+          <w:lang w:val="en-US"/>
+        </w:rPr>
+        <w:t xml:space="preserve"> PRINTALL_H</w:t>
       </w:r>
     </w:p>
     <w:p>
@@ -7721,6 +8613,7 @@
         <w:t xml:space="preserve">void </w:t>
       </w:r>
       <w:proofErr w:type="spellStart"/>
+      <w:proofErr w:type="gramStart"/>
       <w:r>
         <w:rPr>
           <w:rFonts w:ascii="Courier New" w:hAnsi="Courier New" w:cs="Courier New"/>
@@ -7737,6 +8630,7 @@
         <w:t>(</w:t>
       </w:r>
       <w:proofErr w:type="spellStart"/>
+      <w:proofErr w:type="gramEnd"/>
       <w:r>
         <w:rPr>
           <w:rFonts w:ascii="Courier New" w:hAnsi="Courier New" w:cs="Courier New"/>
@@ -7875,7 +8769,23 @@
           <w:rFonts w:ascii="Courier New" w:hAnsi="Courier New" w:cs="Courier New"/>
           <w:lang w:val="en-US"/>
         </w:rPr>
-        <w:t>]-&gt;print();</w:t>
+        <w:t>]-&gt;</w:t>
+      </w:r>
+      <w:proofErr w:type="gramStart"/>
+      <w:r>
+        <w:rPr>
+          <w:rFonts w:ascii="Courier New" w:hAnsi="Courier New" w:cs="Courier New"/>
+          <w:lang w:val="en-US"/>
+        </w:rPr>
+        <w:t>print(</w:t>
+      </w:r>
+      <w:proofErr w:type="gramEnd"/>
+      <w:r>
+        <w:rPr>
+          <w:rFonts w:ascii="Courier New" w:hAnsi="Courier New" w:cs="Courier New"/>
+          <w:lang w:val="en-US"/>
+        </w:rPr>
+        <w:t>);</w:t>
       </w:r>
     </w:p>
     <w:p>
@@ -7892,6 +8802,7 @@
         </w:rPr>
         <w:t xml:space="preserve">            </w:t>
       </w:r>
+      <w:proofErr w:type="gramStart"/>
       <w:r>
         <w:rPr>
           <w:rFonts w:ascii="Courier New" w:hAnsi="Courier New" w:cs="Courier New"/>
@@ -7900,6 +8811,7 @@
         <w:t>std::</w:t>
       </w:r>
       <w:proofErr w:type="spellStart"/>
+      <w:proofErr w:type="gramEnd"/>
       <w:r>
         <w:rPr>
           <w:rFonts w:ascii="Courier New" w:hAnsi="Courier New" w:cs="Courier New"/>
